--- a/.NetCore/Chapter 5/Excercise/Exercise-SQLSERVER2008.docx
+++ b/.NetCore/Chapter 5/Excercise/Exercise-SQLSERVER2008.docx
@@ -1,6 +1,6 @@
 
 <file path=word/document.xml><?xml version="1.0" encoding="utf-8"?>
-<w:document xmlns:wpc="http://schemas.microsoft.com/office/word/2010/wordprocessingCanvas" xmlns:cx="http://schemas.microsoft.com/office/drawing/2014/chartex" xmlns:cx1="http://schemas.microsoft.com/office/drawing/2015/9/8/chartex" xmlns:cx2="http://schemas.microsoft.com/office/drawing/2015/10/21/chartex" xmlns:cx3="http://schemas.microsoft.com/office/drawing/2016/5/9/chartex" xmlns:cx4="http://schemas.microsoft.com/office/drawing/2016/5/10/chartex" xmlns:cx5="http://schemas.microsoft.com/office/drawing/2016/5/11/chartex" xmlns:cx6="http://schemas.microsoft.com/office/drawing/2016/5/12/chartex" xmlns:cx7="http://schemas.microsoft.com/office/drawing/2016/5/13/chartex" xmlns:cx8="http://schemas.microsoft.com/office/drawing/2016/5/14/chartex" xmlns:mc="http://schemas.openxmlformats.org/markup-compatibility/2006" xmlns:aink="http://schemas.microsoft.com/office/drawing/2016/ink" xmlns:am3d="http://schemas.microsoft.com/office/drawing/2017/model3d" xmlns:o="urn:schemas-microsoft-com:office:office" xmlns:oel="http://schemas.microsoft.com/office/2019/extlst" xmlns:r="http://schemas.openxmlformats.org/officeDocument/2006/relationships" xmlns:m="http://schemas.openxmlformats.org/officeDocument/2006/math" xmlns:v="urn:schemas-microsoft-com:vml" xmlns:wp14="http://schemas.microsoft.com/office/word/2010/wordprocessingDrawing" xmlns:wp="http://schemas.openxmlformats.org/drawingml/2006/wordprocessingDrawing" xmlns:w10="urn:schemas-microsoft-com:office:word" xmlns:w="http://schemas.openxmlformats.org/wordprocessingml/2006/main" xmlns:w14="http://schemas.microsoft.com/office/word/2010/wordml" xmlns:w15="http://schemas.microsoft.com/office/word/2012/wordml" xmlns:w16cex="http://schemas.microsoft.com/office/word/2018/wordml/cex" xmlns:w16cid="http://schemas.microsoft.com/office/word/2016/wordml/cid" xmlns:w16="http://schemas.microsoft.com/office/word/2018/wordml" xmlns:w16du="http://schemas.microsoft.com/office/word/2023/wordml/word16du" xmlns:w16sdtdh="http://schemas.microsoft.com/office/word/2020/wordml/sdtdatahash" xmlns:w16se="http://schemas.microsoft.com/office/word/2015/wordml/symex" xmlns:wpg="http://schemas.microsoft.com/office/word/2010/wordprocessingGroup" xmlns:wpi="http://schemas.microsoft.com/office/word/2010/wordprocessingInk" xmlns:wne="http://schemas.microsoft.com/office/word/2006/wordml" xmlns:wps="http://schemas.microsoft.com/office/word/2010/wordprocessingShape" mc:Ignorable="w14 w15 w16se w16cid w16 w16cex w16sdtdh w16du wp14">
+<w:document xmlns:wpc="http://schemas.microsoft.com/office/word/2010/wordprocessingCanvas" xmlns:cx="http://schemas.microsoft.com/office/drawing/2014/chartex" xmlns:cx1="http://schemas.microsoft.com/office/drawing/2015/9/8/chartex" xmlns:cx2="http://schemas.microsoft.com/office/drawing/2015/10/21/chartex" xmlns:cx3="http://schemas.microsoft.com/office/drawing/2016/5/9/chartex" xmlns:cx4="http://schemas.microsoft.com/office/drawing/2016/5/10/chartex" xmlns:cx5="http://schemas.microsoft.com/office/drawing/2016/5/11/chartex" xmlns:cx6="http://schemas.microsoft.com/office/drawing/2016/5/12/chartex" xmlns:cx7="http://schemas.microsoft.com/office/drawing/2016/5/13/chartex" xmlns:cx8="http://schemas.microsoft.com/office/drawing/2016/5/14/chartex" xmlns:mc="http://schemas.openxmlformats.org/markup-compatibility/2006" xmlns:aink="http://schemas.microsoft.com/office/drawing/2016/ink" xmlns:am3d="http://schemas.microsoft.com/office/drawing/2017/model3d" xmlns:o="urn:schemas-microsoft-com:office:office" xmlns:oel="http://schemas.microsoft.com/office/2019/extlst" xmlns:r="http://schemas.openxmlformats.org/officeDocument/2006/relationships" xmlns:m="http://schemas.openxmlformats.org/officeDocument/2006/math" xmlns:v="urn:schemas-microsoft-com:vml" xmlns:wp14="http://schemas.microsoft.com/office/word/2010/wordprocessingDrawing" xmlns:wp="http://schemas.openxmlformats.org/drawingml/2006/wordprocessingDrawing" xmlns:w10="urn:schemas-microsoft-com:office:word" xmlns:w="http://schemas.openxmlformats.org/wordprocessingml/2006/main" xmlns:w14="http://schemas.microsoft.com/office/word/2010/wordml" xmlns:w15="http://schemas.microsoft.com/office/word/2012/wordml" xmlns:w16cex="http://schemas.microsoft.com/office/word/2018/wordml/cex" xmlns:w16cid="http://schemas.microsoft.com/office/word/2016/wordml/cid" xmlns:w16="http://schemas.microsoft.com/office/word/2018/wordml" xmlns:w16du="http://schemas.microsoft.com/office/word/2023/wordml/word16du" xmlns:w16sdtdh="http://schemas.microsoft.com/office/word/2020/wordml/sdtdatahash" xmlns:w16sdtfl="http://schemas.microsoft.com/office/word/2024/wordml/sdtformatlock" xmlns:w16se="http://schemas.microsoft.com/office/word/2015/wordml/symex" xmlns:wpg="http://schemas.microsoft.com/office/word/2010/wordprocessingGroup" xmlns:wpi="http://schemas.microsoft.com/office/word/2010/wordprocessingInk" xmlns:wne="http://schemas.microsoft.com/office/word/2006/wordml" xmlns:wps="http://schemas.microsoft.com/office/word/2010/wordprocessingShape" mc:Ignorable="w14 w15 w16se w16cid w16 w16cex w16sdtdh w16sdtfl w16du wp14">
   <w:body>
     <w:p>
       <w:pPr>
@@ -698,7 +698,21 @@
                 <w:b/>
                 <w:color w:val="2A2A2A"/>
               </w:rPr>
-              <w:t>Table - College</w:t>
+              <w:t xml:space="preserve">Table </w:t>
+            </w:r>
+            <w:r>
+              <w:rPr>
+                <w:b/>
+                <w:color w:val="2A2A2A"/>
+              </w:rPr>
+              <w:t>–</w:t>
+            </w:r>
+            <w:r>
+              <w:rPr>
+                <w:b/>
+                <w:color w:val="2A2A2A"/>
+              </w:rPr>
+              <w:t xml:space="preserve"> College</w:t>
             </w:r>
           </w:p>
         </w:tc>
@@ -756,7 +770,13 @@
               <w:rPr>
                 <w:color w:val="2A2A2A"/>
               </w:rPr>
-              <w:t>int</w:t>
+              <w:t>I</w:t>
+            </w:r>
+            <w:r>
+              <w:rPr>
+                <w:color w:val="2A2A2A"/>
+              </w:rPr>
+              <w:t>nt</w:t>
             </w:r>
           </w:p>
         </w:tc>
@@ -814,7 +834,13 @@
               <w:rPr>
                 <w:color w:val="2A2A2A"/>
               </w:rPr>
-              <w:t>int</w:t>
+              <w:t>I</w:t>
+            </w:r>
+            <w:r>
+              <w:rPr>
+                <w:color w:val="2A2A2A"/>
+              </w:rPr>
+              <w:t>nt</w:t>
             </w:r>
           </w:p>
         </w:tc>
@@ -886,7 +912,13 @@
               <w:rPr>
                 <w:color w:val="2A2A2A"/>
               </w:rPr>
-              <w:t>int</w:t>
+              <w:t>I</w:t>
+            </w:r>
+            <w:r>
+              <w:rPr>
+                <w:color w:val="2A2A2A"/>
+              </w:rPr>
+              <w:t>nt</w:t>
             </w:r>
           </w:p>
         </w:tc>
@@ -1013,7 +1045,21 @@
                 <w:color w:val="2A2A2A"/>
               </w:rPr>
               <w:lastRenderedPageBreak/>
-              <w:t>Table - Dean</w:t>
+              <w:t xml:space="preserve">Table </w:t>
+            </w:r>
+            <w:r>
+              <w:rPr>
+                <w:b/>
+                <w:color w:val="2A2A2A"/>
+              </w:rPr>
+              <w:t>–</w:t>
+            </w:r>
+            <w:r>
+              <w:rPr>
+                <w:b/>
+                <w:color w:val="2A2A2A"/>
+              </w:rPr>
+              <w:t xml:space="preserve"> Dean</w:t>
             </w:r>
           </w:p>
         </w:tc>
@@ -1079,7 +1125,13 @@
               <w:rPr>
                 <w:color w:val="2A2A2A"/>
               </w:rPr>
-              <w:t>int</w:t>
+              <w:t>I</w:t>
+            </w:r>
+            <w:r>
+              <w:rPr>
+                <w:color w:val="2A2A2A"/>
+              </w:rPr>
+              <w:t>nt</w:t>
             </w:r>
           </w:p>
         </w:tc>
@@ -1267,7 +1319,21 @@
                 <w:b/>
                 <w:color w:val="2A2A2A"/>
               </w:rPr>
-              <w:t>Table - Department</w:t>
+              <w:t xml:space="preserve">Table </w:t>
+            </w:r>
+            <w:r>
+              <w:rPr>
+                <w:b/>
+                <w:color w:val="2A2A2A"/>
+              </w:rPr>
+              <w:t>–</w:t>
+            </w:r>
+            <w:r>
+              <w:rPr>
+                <w:b/>
+                <w:color w:val="2A2A2A"/>
+              </w:rPr>
+              <w:t xml:space="preserve"> Department</w:t>
             </w:r>
           </w:p>
         </w:tc>
@@ -1325,7 +1391,13 @@
               <w:rPr>
                 <w:color w:val="2A2A2A"/>
               </w:rPr>
-              <w:t>int</w:t>
+              <w:t>I</w:t>
+            </w:r>
+            <w:r>
+              <w:rPr>
+                <w:color w:val="2A2A2A"/>
+              </w:rPr>
+              <w:t>nt</w:t>
             </w:r>
           </w:p>
         </w:tc>
@@ -1397,7 +1469,13 @@
               <w:rPr>
                 <w:color w:val="2A2A2A"/>
               </w:rPr>
-              <w:t>int</w:t>
+              <w:t>I</w:t>
+            </w:r>
+            <w:r>
+              <w:rPr>
+                <w:color w:val="2A2A2A"/>
+              </w:rPr>
+              <w:t>nt</w:t>
             </w:r>
           </w:p>
         </w:tc>
@@ -1523,7 +1601,21 @@
                 <w:b/>
                 <w:color w:val="2A2A2A"/>
               </w:rPr>
-              <w:t>Table - Professor</w:t>
+              <w:t xml:space="preserve">Table </w:t>
+            </w:r>
+            <w:r>
+              <w:rPr>
+                <w:b/>
+                <w:color w:val="2A2A2A"/>
+              </w:rPr>
+              <w:t>–</w:t>
+            </w:r>
+            <w:r>
+              <w:rPr>
+                <w:b/>
+                <w:color w:val="2A2A2A"/>
+              </w:rPr>
+              <w:t xml:space="preserve"> Professor</w:t>
             </w:r>
           </w:p>
         </w:tc>
@@ -1581,7 +1673,13 @@
               <w:rPr>
                 <w:color w:val="2A2A2A"/>
               </w:rPr>
-              <w:t>int</w:t>
+              <w:t>I</w:t>
+            </w:r>
+            <w:r>
+              <w:rPr>
+                <w:color w:val="2A2A2A"/>
+              </w:rPr>
+              <w:t>nt</w:t>
             </w:r>
           </w:p>
         </w:tc>
@@ -1653,7 +1751,13 @@
               <w:rPr>
                 <w:color w:val="2A2A2A"/>
               </w:rPr>
-              <w:t>int</w:t>
+              <w:t>I</w:t>
+            </w:r>
+            <w:r>
+              <w:rPr>
+                <w:color w:val="2A2A2A"/>
+              </w:rPr>
+              <w:t>nt</w:t>
             </w:r>
           </w:p>
         </w:tc>
@@ -1779,7 +1883,21 @@
                 <w:b/>
                 <w:color w:val="2A2A2A"/>
               </w:rPr>
-              <w:t>Table - Course</w:t>
+              <w:t xml:space="preserve">Table </w:t>
+            </w:r>
+            <w:r>
+              <w:rPr>
+                <w:b/>
+                <w:color w:val="2A2A2A"/>
+              </w:rPr>
+              <w:t>–</w:t>
+            </w:r>
+            <w:r>
+              <w:rPr>
+                <w:b/>
+                <w:color w:val="2A2A2A"/>
+              </w:rPr>
+              <w:t xml:space="preserve"> Course</w:t>
             </w:r>
           </w:p>
         </w:tc>
@@ -1845,7 +1963,13 @@
               <w:rPr>
                 <w:color w:val="2A2A2A"/>
               </w:rPr>
-              <w:t>int</w:t>
+              <w:t>I</w:t>
+            </w:r>
+            <w:r>
+              <w:rPr>
+                <w:color w:val="2A2A2A"/>
+              </w:rPr>
+              <w:t>nt</w:t>
             </w:r>
           </w:p>
         </w:tc>
@@ -1917,7 +2041,13 @@
               <w:rPr>
                 <w:color w:val="2A2A2A"/>
               </w:rPr>
-              <w:t>int</w:t>
+              <w:t>I</w:t>
+            </w:r>
+            <w:r>
+              <w:rPr>
+                <w:color w:val="2A2A2A"/>
+              </w:rPr>
+              <w:t>nt</w:t>
             </w:r>
           </w:p>
         </w:tc>
@@ -2089,7 +2219,21 @@
                 <w:b/>
                 <w:color w:val="2A2A2A"/>
               </w:rPr>
-              <w:t xml:space="preserve">Table - </w:t>
+              <w:t xml:space="preserve">Table </w:t>
+            </w:r>
+            <w:r>
+              <w:rPr>
+                <w:b/>
+                <w:color w:val="2A2A2A"/>
+              </w:rPr>
+              <w:t>–</w:t>
+            </w:r>
+            <w:r>
+              <w:rPr>
+                <w:b/>
+                <w:color w:val="2A2A2A"/>
+              </w:rPr>
+              <w:t xml:space="preserve"> </w:t>
             </w:r>
             <w:r>
               <w:rPr>
@@ -2168,7 +2312,13 @@
               <w:rPr>
                 <w:color w:val="2A2A2A"/>
               </w:rPr>
-              <w:t>int</w:t>
+              <w:t>I</w:t>
+            </w:r>
+            <w:r>
+              <w:rPr>
+                <w:color w:val="2A2A2A"/>
+              </w:rPr>
+              <w:t>nt</w:t>
             </w:r>
           </w:p>
         </w:tc>
@@ -2254,7 +2404,13 @@
               <w:rPr>
                 <w:color w:val="2A2A2A"/>
               </w:rPr>
-              <w:t>int</w:t>
+              <w:t>I</w:t>
+            </w:r>
+            <w:r>
+              <w:rPr>
+                <w:color w:val="2A2A2A"/>
+              </w:rPr>
+              <w:t>nt</w:t>
             </w:r>
           </w:p>
         </w:tc>
@@ -2312,7 +2468,13 @@
               <w:rPr>
                 <w:color w:val="2A2A2A"/>
               </w:rPr>
-              <w:t>int</w:t>
+              <w:t>I</w:t>
+            </w:r>
+            <w:r>
+              <w:rPr>
+                <w:color w:val="2A2A2A"/>
+              </w:rPr>
+              <w:t>nt</w:t>
             </w:r>
           </w:p>
         </w:tc>
@@ -3339,10 +3501,12 @@
         <w:t xml:space="preserve"> “</w:t>
       </w:r>
       <w:proofErr w:type="spellStart"/>
+      <w:proofErr w:type="gramStart"/>
       <w:r>
         <w:t>B.Tech</w:t>
       </w:r>
       <w:proofErr w:type="spellEnd"/>
+      <w:proofErr w:type="gramEnd"/>
       <w:r>
         <w:t xml:space="preserve"> Computer Science”</w:t>
       </w:r>
@@ -3505,7 +3669,7 @@
 </file>
 
 <file path=word/endnotes.xml><?xml version="1.0" encoding="utf-8"?>
-<w:endnotes xmlns:wpc="http://schemas.microsoft.com/office/word/2010/wordprocessingCanvas" xmlns:cx="http://schemas.microsoft.com/office/drawing/2014/chartex" xmlns:cx1="http://schemas.microsoft.com/office/drawing/2015/9/8/chartex" xmlns:cx2="http://schemas.microsoft.com/office/drawing/2015/10/21/chartex" xmlns:cx3="http://schemas.microsoft.com/office/drawing/2016/5/9/chartex" xmlns:cx4="http://schemas.microsoft.com/office/drawing/2016/5/10/chartex" xmlns:cx5="http://schemas.microsoft.com/office/drawing/2016/5/11/chartex" xmlns:cx6="http://schemas.microsoft.com/office/drawing/2016/5/12/chartex" xmlns:cx7="http://schemas.microsoft.com/office/drawing/2016/5/13/chartex" xmlns:cx8="http://schemas.microsoft.com/office/drawing/2016/5/14/chartex" xmlns:mc="http://schemas.openxmlformats.org/markup-compatibility/2006" xmlns:aink="http://schemas.microsoft.com/office/drawing/2016/ink" xmlns:am3d="http://schemas.microsoft.com/office/drawing/2017/model3d" xmlns:o="urn:schemas-microsoft-com:office:office" xmlns:oel="http://schemas.microsoft.com/office/2019/extlst" xmlns:r="http://schemas.openxmlformats.org/officeDocument/2006/relationships" xmlns:m="http://schemas.openxmlformats.org/officeDocument/2006/math" xmlns:v="urn:schemas-microsoft-com:vml" xmlns:wp14="http://schemas.microsoft.com/office/word/2010/wordprocessingDrawing" xmlns:wp="http://schemas.openxmlformats.org/drawingml/2006/wordprocessingDrawing" xmlns:w10="urn:schemas-microsoft-com:office:word" xmlns:w="http://schemas.openxmlformats.org/wordprocessingml/2006/main" xmlns:w14="http://schemas.microsoft.com/office/word/2010/wordml" xmlns:w15="http://schemas.microsoft.com/office/word/2012/wordml" xmlns:w16cex="http://schemas.microsoft.com/office/word/2018/wordml/cex" xmlns:w16cid="http://schemas.microsoft.com/office/word/2016/wordml/cid" xmlns:w16="http://schemas.microsoft.com/office/word/2018/wordml" xmlns:w16du="http://schemas.microsoft.com/office/word/2023/wordml/word16du" xmlns:w16sdtdh="http://schemas.microsoft.com/office/word/2020/wordml/sdtdatahash" xmlns:w16se="http://schemas.microsoft.com/office/word/2015/wordml/symex" xmlns:wpg="http://schemas.microsoft.com/office/word/2010/wordprocessingGroup" xmlns:wpi="http://schemas.microsoft.com/office/word/2010/wordprocessingInk" xmlns:wne="http://schemas.microsoft.com/office/word/2006/wordml" xmlns:wps="http://schemas.microsoft.com/office/word/2010/wordprocessingShape" mc:Ignorable="w14 w15 w16se w16cid w16 w16cex w16sdtdh w16du wp14">
+<w:endnotes xmlns:wpc="http://schemas.microsoft.com/office/word/2010/wordprocessingCanvas" xmlns:cx="http://schemas.microsoft.com/office/drawing/2014/chartex" xmlns:cx1="http://schemas.microsoft.com/office/drawing/2015/9/8/chartex" xmlns:cx2="http://schemas.microsoft.com/office/drawing/2015/10/21/chartex" xmlns:cx3="http://schemas.microsoft.com/office/drawing/2016/5/9/chartex" xmlns:cx4="http://schemas.microsoft.com/office/drawing/2016/5/10/chartex" xmlns:cx5="http://schemas.microsoft.com/office/drawing/2016/5/11/chartex" xmlns:cx6="http://schemas.microsoft.com/office/drawing/2016/5/12/chartex" xmlns:cx7="http://schemas.microsoft.com/office/drawing/2016/5/13/chartex" xmlns:cx8="http://schemas.microsoft.com/office/drawing/2016/5/14/chartex" xmlns:mc="http://schemas.openxmlformats.org/markup-compatibility/2006" xmlns:aink="http://schemas.microsoft.com/office/drawing/2016/ink" xmlns:am3d="http://schemas.microsoft.com/office/drawing/2017/model3d" xmlns:o="urn:schemas-microsoft-com:office:office" xmlns:oel="http://schemas.microsoft.com/office/2019/extlst" xmlns:r="http://schemas.openxmlformats.org/officeDocument/2006/relationships" xmlns:m="http://schemas.openxmlformats.org/officeDocument/2006/math" xmlns:v="urn:schemas-microsoft-com:vml" xmlns:wp14="http://schemas.microsoft.com/office/word/2010/wordprocessingDrawing" xmlns:wp="http://schemas.openxmlformats.org/drawingml/2006/wordprocessingDrawing" xmlns:w10="urn:schemas-microsoft-com:office:word" xmlns:w="http://schemas.openxmlformats.org/wordprocessingml/2006/main" xmlns:w14="http://schemas.microsoft.com/office/word/2010/wordml" xmlns:w15="http://schemas.microsoft.com/office/word/2012/wordml" xmlns:w16cex="http://schemas.microsoft.com/office/word/2018/wordml/cex" xmlns:w16cid="http://schemas.microsoft.com/office/word/2016/wordml/cid" xmlns:w16="http://schemas.microsoft.com/office/word/2018/wordml" xmlns:w16du="http://schemas.microsoft.com/office/word/2023/wordml/word16du" xmlns:w16sdtdh="http://schemas.microsoft.com/office/word/2020/wordml/sdtdatahash" xmlns:w16sdtfl="http://schemas.microsoft.com/office/word/2024/wordml/sdtformatlock" xmlns:w16se="http://schemas.microsoft.com/office/word/2015/wordml/symex" xmlns:wpg="http://schemas.microsoft.com/office/word/2010/wordprocessingGroup" xmlns:wpi="http://schemas.microsoft.com/office/word/2010/wordprocessingInk" xmlns:wne="http://schemas.microsoft.com/office/word/2006/wordml" xmlns:wps="http://schemas.microsoft.com/office/word/2010/wordprocessingShape" mc:Ignorable="w14 w15 w16se w16cid w16 w16cex w16sdtdh w16sdtfl w16du wp14">
   <w:endnote w:type="separator" w:id="-1">
     <w:p>
       <w:r>
@@ -3524,7 +3688,7 @@
 </file>
 
 <file path=word/footer1.xml><?xml version="1.0" encoding="utf-8"?>
-<w:ftr xmlns:wpc="http://schemas.microsoft.com/office/word/2010/wordprocessingCanvas" xmlns:cx="http://schemas.microsoft.com/office/drawing/2014/chartex" xmlns:cx1="http://schemas.microsoft.com/office/drawing/2015/9/8/chartex" xmlns:cx2="http://schemas.microsoft.com/office/drawing/2015/10/21/chartex" xmlns:cx3="http://schemas.microsoft.com/office/drawing/2016/5/9/chartex" xmlns:cx4="http://schemas.microsoft.com/office/drawing/2016/5/10/chartex" xmlns:cx5="http://schemas.microsoft.com/office/drawing/2016/5/11/chartex" xmlns:cx6="http://schemas.microsoft.com/office/drawing/2016/5/12/chartex" xmlns:cx7="http://schemas.microsoft.com/office/drawing/2016/5/13/chartex" xmlns:cx8="http://schemas.microsoft.com/office/drawing/2016/5/14/chartex" xmlns:mc="http://schemas.openxmlformats.org/markup-compatibility/2006" xmlns:aink="http://schemas.microsoft.com/office/drawing/2016/ink" xmlns:am3d="http://schemas.microsoft.com/office/drawing/2017/model3d" xmlns:o="urn:schemas-microsoft-com:office:office" xmlns:oel="http://schemas.microsoft.com/office/2019/extlst" xmlns:r="http://schemas.openxmlformats.org/officeDocument/2006/relationships" xmlns:m="http://schemas.openxmlformats.org/officeDocument/2006/math" xmlns:v="urn:schemas-microsoft-com:vml" xmlns:wp14="http://schemas.microsoft.com/office/word/2010/wordprocessingDrawing" xmlns:wp="http://schemas.openxmlformats.org/drawingml/2006/wordprocessingDrawing" xmlns:w10="urn:schemas-microsoft-com:office:word" xmlns:w="http://schemas.openxmlformats.org/wordprocessingml/2006/main" xmlns:w14="http://schemas.microsoft.com/office/word/2010/wordml" xmlns:w15="http://schemas.microsoft.com/office/word/2012/wordml" xmlns:w16cex="http://schemas.microsoft.com/office/word/2018/wordml/cex" xmlns:w16cid="http://schemas.microsoft.com/office/word/2016/wordml/cid" xmlns:w16="http://schemas.microsoft.com/office/word/2018/wordml" xmlns:w16du="http://schemas.microsoft.com/office/word/2023/wordml/word16du" xmlns:w16sdtdh="http://schemas.microsoft.com/office/word/2020/wordml/sdtdatahash" xmlns:w16se="http://schemas.microsoft.com/office/word/2015/wordml/symex" xmlns:wpg="http://schemas.microsoft.com/office/word/2010/wordprocessingGroup" xmlns:wpi="http://schemas.microsoft.com/office/word/2010/wordprocessingInk" xmlns:wne="http://schemas.microsoft.com/office/word/2006/wordml" xmlns:wps="http://schemas.microsoft.com/office/word/2010/wordprocessingShape" mc:Ignorable="w14 w15 w16se w16cid w16 w16cex w16sdtdh w16du wp14">
+<w:ftr xmlns:wpc="http://schemas.microsoft.com/office/word/2010/wordprocessingCanvas" xmlns:cx="http://schemas.microsoft.com/office/drawing/2014/chartex" xmlns:cx1="http://schemas.microsoft.com/office/drawing/2015/9/8/chartex" xmlns:cx2="http://schemas.microsoft.com/office/drawing/2015/10/21/chartex" xmlns:cx3="http://schemas.microsoft.com/office/drawing/2016/5/9/chartex" xmlns:cx4="http://schemas.microsoft.com/office/drawing/2016/5/10/chartex" xmlns:cx5="http://schemas.microsoft.com/office/drawing/2016/5/11/chartex" xmlns:cx6="http://schemas.microsoft.com/office/drawing/2016/5/12/chartex" xmlns:cx7="http://schemas.microsoft.com/office/drawing/2016/5/13/chartex" xmlns:cx8="http://schemas.microsoft.com/office/drawing/2016/5/14/chartex" xmlns:mc="http://schemas.openxmlformats.org/markup-compatibility/2006" xmlns:aink="http://schemas.microsoft.com/office/drawing/2016/ink" xmlns:am3d="http://schemas.microsoft.com/office/drawing/2017/model3d" xmlns:o="urn:schemas-microsoft-com:office:office" xmlns:oel="http://schemas.microsoft.com/office/2019/extlst" xmlns:r="http://schemas.openxmlformats.org/officeDocument/2006/relationships" xmlns:m="http://schemas.openxmlformats.org/officeDocument/2006/math" xmlns:v="urn:schemas-microsoft-com:vml" xmlns:wp14="http://schemas.microsoft.com/office/word/2010/wordprocessingDrawing" xmlns:wp="http://schemas.openxmlformats.org/drawingml/2006/wordprocessingDrawing" xmlns:w10="urn:schemas-microsoft-com:office:word" xmlns:w="http://schemas.openxmlformats.org/wordprocessingml/2006/main" xmlns:w14="http://schemas.microsoft.com/office/word/2010/wordml" xmlns:w15="http://schemas.microsoft.com/office/word/2012/wordml" xmlns:w16cex="http://schemas.microsoft.com/office/word/2018/wordml/cex" xmlns:w16cid="http://schemas.microsoft.com/office/word/2016/wordml/cid" xmlns:w16="http://schemas.microsoft.com/office/word/2018/wordml" xmlns:w16du="http://schemas.microsoft.com/office/word/2023/wordml/word16du" xmlns:w16sdtdh="http://schemas.microsoft.com/office/word/2020/wordml/sdtdatahash" xmlns:w16sdtfl="http://schemas.microsoft.com/office/word/2024/wordml/sdtformatlock" xmlns:w16se="http://schemas.microsoft.com/office/word/2015/wordml/symex" xmlns:wpg="http://schemas.microsoft.com/office/word/2010/wordprocessingGroup" xmlns:wpi="http://schemas.microsoft.com/office/word/2010/wordprocessingInk" xmlns:wne="http://schemas.microsoft.com/office/word/2006/wordml" xmlns:wps="http://schemas.microsoft.com/office/word/2010/wordprocessingShape" mc:Ignorable="w14 w15 w16se w16cid w16 w16cex w16sdtdh w16sdtfl w16du wp14">
   <w:p>
     <w:pPr>
       <w:pStyle w:val="Footer"/>
@@ -3604,7 +3768,7 @@
 </file>
 
 <file path=word/footnotes.xml><?xml version="1.0" encoding="utf-8"?>
-<w:footnotes xmlns:wpc="http://schemas.microsoft.com/office/word/2010/wordprocessingCanvas" xmlns:cx="http://schemas.microsoft.com/office/drawing/2014/chartex" xmlns:cx1="http://schemas.microsoft.com/office/drawing/2015/9/8/chartex" xmlns:cx2="http://schemas.microsoft.com/office/drawing/2015/10/21/chartex" xmlns:cx3="http://schemas.microsoft.com/office/drawing/2016/5/9/chartex" xmlns:cx4="http://schemas.microsoft.com/office/drawing/2016/5/10/chartex" xmlns:cx5="http://schemas.microsoft.com/office/drawing/2016/5/11/chartex" xmlns:cx6="http://schemas.microsoft.com/office/drawing/2016/5/12/chartex" xmlns:cx7="http://schemas.microsoft.com/office/drawing/2016/5/13/chartex" xmlns:cx8="http://schemas.microsoft.com/office/drawing/2016/5/14/chartex" xmlns:mc="http://schemas.openxmlformats.org/markup-compatibility/2006" xmlns:aink="http://schemas.microsoft.com/office/drawing/2016/ink" xmlns:am3d="http://schemas.microsoft.com/office/drawing/2017/model3d" xmlns:o="urn:schemas-microsoft-com:office:office" xmlns:oel="http://schemas.microsoft.com/office/2019/extlst" xmlns:r="http://schemas.openxmlformats.org/officeDocument/2006/relationships" xmlns:m="http://schemas.openxmlformats.org/officeDocument/2006/math" xmlns:v="urn:schemas-microsoft-com:vml" xmlns:wp14="http://schemas.microsoft.com/office/word/2010/wordprocessingDrawing" xmlns:wp="http://schemas.openxmlformats.org/drawingml/2006/wordprocessingDrawing" xmlns:w10="urn:schemas-microsoft-com:office:word" xmlns:w="http://schemas.openxmlformats.org/wordprocessingml/2006/main" xmlns:w14="http://schemas.microsoft.com/office/word/2010/wordml" xmlns:w15="http://schemas.microsoft.com/office/word/2012/wordml" xmlns:w16cex="http://schemas.microsoft.com/office/word/2018/wordml/cex" xmlns:w16cid="http://schemas.microsoft.com/office/word/2016/wordml/cid" xmlns:w16="http://schemas.microsoft.com/office/word/2018/wordml" xmlns:w16du="http://schemas.microsoft.com/office/word/2023/wordml/word16du" xmlns:w16sdtdh="http://schemas.microsoft.com/office/word/2020/wordml/sdtdatahash" xmlns:w16se="http://schemas.microsoft.com/office/word/2015/wordml/symex" xmlns:wpg="http://schemas.microsoft.com/office/word/2010/wordprocessingGroup" xmlns:wpi="http://schemas.microsoft.com/office/word/2010/wordprocessingInk" xmlns:wne="http://schemas.microsoft.com/office/word/2006/wordml" xmlns:wps="http://schemas.microsoft.com/office/word/2010/wordprocessingShape" mc:Ignorable="w14 w15 w16se w16cid w16 w16cex w16sdtdh w16du wp14">
+<w:footnotes xmlns:wpc="http://schemas.microsoft.com/office/word/2010/wordprocessingCanvas" xmlns:cx="http://schemas.microsoft.com/office/drawing/2014/chartex" xmlns:cx1="http://schemas.microsoft.com/office/drawing/2015/9/8/chartex" xmlns:cx2="http://schemas.microsoft.com/office/drawing/2015/10/21/chartex" xmlns:cx3="http://schemas.microsoft.com/office/drawing/2016/5/9/chartex" xmlns:cx4="http://schemas.microsoft.com/office/drawing/2016/5/10/chartex" xmlns:cx5="http://schemas.microsoft.com/office/drawing/2016/5/11/chartex" xmlns:cx6="http://schemas.microsoft.com/office/drawing/2016/5/12/chartex" xmlns:cx7="http://schemas.microsoft.com/office/drawing/2016/5/13/chartex" xmlns:cx8="http://schemas.microsoft.com/office/drawing/2016/5/14/chartex" xmlns:mc="http://schemas.openxmlformats.org/markup-compatibility/2006" xmlns:aink="http://schemas.microsoft.com/office/drawing/2016/ink" xmlns:am3d="http://schemas.microsoft.com/office/drawing/2017/model3d" xmlns:o="urn:schemas-microsoft-com:office:office" xmlns:oel="http://schemas.microsoft.com/office/2019/extlst" xmlns:r="http://schemas.openxmlformats.org/officeDocument/2006/relationships" xmlns:m="http://schemas.openxmlformats.org/officeDocument/2006/math" xmlns:v="urn:schemas-microsoft-com:vml" xmlns:wp14="http://schemas.microsoft.com/office/word/2010/wordprocessingDrawing" xmlns:wp="http://schemas.openxmlformats.org/drawingml/2006/wordprocessingDrawing" xmlns:w10="urn:schemas-microsoft-com:office:word" xmlns:w="http://schemas.openxmlformats.org/wordprocessingml/2006/main" xmlns:w14="http://schemas.microsoft.com/office/word/2010/wordml" xmlns:w15="http://schemas.microsoft.com/office/word/2012/wordml" xmlns:w16cex="http://schemas.microsoft.com/office/word/2018/wordml/cex" xmlns:w16cid="http://schemas.microsoft.com/office/word/2016/wordml/cid" xmlns:w16="http://schemas.microsoft.com/office/word/2018/wordml" xmlns:w16du="http://schemas.microsoft.com/office/word/2023/wordml/word16du" xmlns:w16sdtdh="http://schemas.microsoft.com/office/word/2020/wordml/sdtdatahash" xmlns:w16sdtfl="http://schemas.microsoft.com/office/word/2024/wordml/sdtformatlock" xmlns:w16se="http://schemas.microsoft.com/office/word/2015/wordml/symex" xmlns:wpg="http://schemas.microsoft.com/office/word/2010/wordprocessingGroup" xmlns:wpi="http://schemas.microsoft.com/office/word/2010/wordprocessingInk" xmlns:wne="http://schemas.microsoft.com/office/word/2006/wordml" xmlns:wps="http://schemas.microsoft.com/office/word/2010/wordprocessingShape" mc:Ignorable="w14 w15 w16se w16cid w16 w16cex w16sdtdh w16sdtfl w16du wp14">
   <w:footnote w:type="separator" w:id="-1">
     <w:p>
       <w:r>
@@ -3623,7 +3787,7 @@
 </file>
 
 <file path=word/header1.xml><?xml version="1.0" encoding="utf-8"?>
-<w:hdr xmlns:wpc="http://schemas.microsoft.com/office/word/2010/wordprocessingCanvas" xmlns:cx="http://schemas.microsoft.com/office/drawing/2014/chartex" xmlns:cx1="http://schemas.microsoft.com/office/drawing/2015/9/8/chartex" xmlns:cx2="http://schemas.microsoft.com/office/drawing/2015/10/21/chartex" xmlns:cx3="http://schemas.microsoft.com/office/drawing/2016/5/9/chartex" xmlns:cx4="http://schemas.microsoft.com/office/drawing/2016/5/10/chartex" xmlns:cx5="http://schemas.microsoft.com/office/drawing/2016/5/11/chartex" xmlns:cx6="http://schemas.microsoft.com/office/drawing/2016/5/12/chartex" xmlns:cx7="http://schemas.microsoft.com/office/drawing/2016/5/13/chartex" xmlns:cx8="http://schemas.microsoft.com/office/drawing/2016/5/14/chartex" xmlns:mc="http://schemas.openxmlformats.org/markup-compatibility/2006" xmlns:aink="http://schemas.microsoft.com/office/drawing/2016/ink" xmlns:am3d="http://schemas.microsoft.com/office/drawing/2017/model3d" xmlns:o="urn:schemas-microsoft-com:office:office" xmlns:oel="http://schemas.microsoft.com/office/2019/extlst" xmlns:r="http://schemas.openxmlformats.org/officeDocument/2006/relationships" xmlns:m="http://schemas.openxmlformats.org/officeDocument/2006/math" xmlns:v="urn:schemas-microsoft-com:vml" xmlns:wp14="http://schemas.microsoft.com/office/word/2010/wordprocessingDrawing" xmlns:wp="http://schemas.openxmlformats.org/drawingml/2006/wordprocessingDrawing" xmlns:w10="urn:schemas-microsoft-com:office:word" xmlns:w="http://schemas.openxmlformats.org/wordprocessingml/2006/main" xmlns:w14="http://schemas.microsoft.com/office/word/2010/wordml" xmlns:w15="http://schemas.microsoft.com/office/word/2012/wordml" xmlns:w16cex="http://schemas.microsoft.com/office/word/2018/wordml/cex" xmlns:w16cid="http://schemas.microsoft.com/office/word/2016/wordml/cid" xmlns:w16="http://schemas.microsoft.com/office/word/2018/wordml" xmlns:w16du="http://schemas.microsoft.com/office/word/2023/wordml/word16du" xmlns:w16sdtdh="http://schemas.microsoft.com/office/word/2020/wordml/sdtdatahash" xmlns:w16se="http://schemas.microsoft.com/office/word/2015/wordml/symex" xmlns:wpg="http://schemas.microsoft.com/office/word/2010/wordprocessingGroup" xmlns:wpi="http://schemas.microsoft.com/office/word/2010/wordprocessingInk" xmlns:wne="http://schemas.microsoft.com/office/word/2006/wordml" xmlns:wps="http://schemas.microsoft.com/office/word/2010/wordprocessingShape" mc:Ignorable="w14 w15 w16se w16cid w16 w16cex w16sdtdh w16du wp14">
+<w:hdr xmlns:wpc="http://schemas.microsoft.com/office/word/2010/wordprocessingCanvas" xmlns:cx="http://schemas.microsoft.com/office/drawing/2014/chartex" xmlns:cx1="http://schemas.microsoft.com/office/drawing/2015/9/8/chartex" xmlns:cx2="http://schemas.microsoft.com/office/drawing/2015/10/21/chartex" xmlns:cx3="http://schemas.microsoft.com/office/drawing/2016/5/9/chartex" xmlns:cx4="http://schemas.microsoft.com/office/drawing/2016/5/10/chartex" xmlns:cx5="http://schemas.microsoft.com/office/drawing/2016/5/11/chartex" xmlns:cx6="http://schemas.microsoft.com/office/drawing/2016/5/12/chartex" xmlns:cx7="http://schemas.microsoft.com/office/drawing/2016/5/13/chartex" xmlns:cx8="http://schemas.microsoft.com/office/drawing/2016/5/14/chartex" xmlns:mc="http://schemas.openxmlformats.org/markup-compatibility/2006" xmlns:aink="http://schemas.microsoft.com/office/drawing/2016/ink" xmlns:am3d="http://schemas.microsoft.com/office/drawing/2017/model3d" xmlns:o="urn:schemas-microsoft-com:office:office" xmlns:oel="http://schemas.microsoft.com/office/2019/extlst" xmlns:r="http://schemas.openxmlformats.org/officeDocument/2006/relationships" xmlns:m="http://schemas.openxmlformats.org/officeDocument/2006/math" xmlns:v="urn:schemas-microsoft-com:vml" xmlns:wp14="http://schemas.microsoft.com/office/word/2010/wordprocessingDrawing" xmlns:wp="http://schemas.openxmlformats.org/drawingml/2006/wordprocessingDrawing" xmlns:w10="urn:schemas-microsoft-com:office:word" xmlns:w="http://schemas.openxmlformats.org/wordprocessingml/2006/main" xmlns:w14="http://schemas.microsoft.com/office/word/2010/wordml" xmlns:w15="http://schemas.microsoft.com/office/word/2012/wordml" xmlns:w16cex="http://schemas.microsoft.com/office/word/2018/wordml/cex" xmlns:w16cid="http://schemas.microsoft.com/office/word/2016/wordml/cid" xmlns:w16="http://schemas.microsoft.com/office/word/2018/wordml" xmlns:w16du="http://schemas.microsoft.com/office/word/2023/wordml/word16du" xmlns:w16sdtdh="http://schemas.microsoft.com/office/word/2020/wordml/sdtdatahash" xmlns:w16sdtfl="http://schemas.microsoft.com/office/word/2024/wordml/sdtformatlock" xmlns:w16se="http://schemas.microsoft.com/office/word/2015/wordml/symex" xmlns:wpg="http://schemas.microsoft.com/office/word/2010/wordprocessingGroup" xmlns:wpi="http://schemas.microsoft.com/office/word/2010/wordprocessingInk" xmlns:wne="http://schemas.microsoft.com/office/word/2006/wordml" xmlns:wps="http://schemas.microsoft.com/office/word/2010/wordprocessingShape" mc:Ignorable="w14 w15 w16se w16cid w16 w16cex w16sdtdh w16sdtfl w16du wp14">
   <w:p>
     <w:pPr>
       <w:pStyle w:val="Header"/>
@@ -3694,7 +3858,7 @@
 </file>
 
 <file path=word/numbering.xml><?xml version="1.0" encoding="utf-8"?>
-<w:numbering xmlns:wpc="http://schemas.microsoft.com/office/word/2010/wordprocessingCanvas" xmlns:cx="http://schemas.microsoft.com/office/drawing/2014/chartex" xmlns:cx1="http://schemas.microsoft.com/office/drawing/2015/9/8/chartex" xmlns:cx2="http://schemas.microsoft.com/office/drawing/2015/10/21/chartex" xmlns:cx3="http://schemas.microsoft.com/office/drawing/2016/5/9/chartex" xmlns:cx4="http://schemas.microsoft.com/office/drawing/2016/5/10/chartex" xmlns:cx5="http://schemas.microsoft.com/office/drawing/2016/5/11/chartex" xmlns:cx6="http://schemas.microsoft.com/office/drawing/2016/5/12/chartex" xmlns:cx7="http://schemas.microsoft.com/office/drawing/2016/5/13/chartex" xmlns:cx8="http://schemas.microsoft.com/office/drawing/2016/5/14/chartex" xmlns:mc="http://schemas.openxmlformats.org/markup-compatibility/2006" xmlns:aink="http://schemas.microsoft.com/office/drawing/2016/ink" xmlns:am3d="http://schemas.microsoft.com/office/drawing/2017/model3d" xmlns:o="urn:schemas-microsoft-com:office:office" xmlns:oel="http://schemas.microsoft.com/office/2019/extlst" xmlns:r="http://schemas.openxmlformats.org/officeDocument/2006/relationships" xmlns:m="http://schemas.openxmlformats.org/officeDocument/2006/math" xmlns:v="urn:schemas-microsoft-com:vml" xmlns:wp14="http://schemas.microsoft.com/office/word/2010/wordprocessingDrawing" xmlns:wp="http://schemas.openxmlformats.org/drawingml/2006/wordprocessingDrawing" xmlns:w10="urn:schemas-microsoft-com:office:word" xmlns:w="http://schemas.openxmlformats.org/wordprocessingml/2006/main" xmlns:w14="http://schemas.microsoft.com/office/word/2010/wordml" xmlns:w15="http://schemas.microsoft.com/office/word/2012/wordml" xmlns:w16cex="http://schemas.microsoft.com/office/word/2018/wordml/cex" xmlns:w16cid="http://schemas.microsoft.com/office/word/2016/wordml/cid" xmlns:w16="http://schemas.microsoft.com/office/word/2018/wordml" xmlns:w16du="http://schemas.microsoft.com/office/word/2023/wordml/word16du" xmlns:w16sdtdh="http://schemas.microsoft.com/office/word/2020/wordml/sdtdatahash" xmlns:w16se="http://schemas.microsoft.com/office/word/2015/wordml/symex" xmlns:wpg="http://schemas.microsoft.com/office/word/2010/wordprocessingGroup" xmlns:wpi="http://schemas.microsoft.com/office/word/2010/wordprocessingInk" xmlns:wne="http://schemas.microsoft.com/office/word/2006/wordml" xmlns:wps="http://schemas.microsoft.com/office/word/2010/wordprocessingShape" mc:Ignorable="w14 w15 w16se w16cid w16 w16cex w16sdtdh w16du wp14">
+<w:numbering xmlns:wpc="http://schemas.microsoft.com/office/word/2010/wordprocessingCanvas" xmlns:cx="http://schemas.microsoft.com/office/drawing/2014/chartex" xmlns:cx1="http://schemas.microsoft.com/office/drawing/2015/9/8/chartex" xmlns:cx2="http://schemas.microsoft.com/office/drawing/2015/10/21/chartex" xmlns:cx3="http://schemas.microsoft.com/office/drawing/2016/5/9/chartex" xmlns:cx4="http://schemas.microsoft.com/office/drawing/2016/5/10/chartex" xmlns:cx5="http://schemas.microsoft.com/office/drawing/2016/5/11/chartex" xmlns:cx6="http://schemas.microsoft.com/office/drawing/2016/5/12/chartex" xmlns:cx7="http://schemas.microsoft.com/office/drawing/2016/5/13/chartex" xmlns:cx8="http://schemas.microsoft.com/office/drawing/2016/5/14/chartex" xmlns:mc="http://schemas.openxmlformats.org/markup-compatibility/2006" xmlns:aink="http://schemas.microsoft.com/office/drawing/2016/ink" xmlns:am3d="http://schemas.microsoft.com/office/drawing/2017/model3d" xmlns:o="urn:schemas-microsoft-com:office:office" xmlns:oel="http://schemas.microsoft.com/office/2019/extlst" xmlns:r="http://schemas.openxmlformats.org/officeDocument/2006/relationships" xmlns:m="http://schemas.openxmlformats.org/officeDocument/2006/math" xmlns:v="urn:schemas-microsoft-com:vml" xmlns:wp14="http://schemas.microsoft.com/office/word/2010/wordprocessingDrawing" xmlns:wp="http://schemas.openxmlformats.org/drawingml/2006/wordprocessingDrawing" xmlns:w10="urn:schemas-microsoft-com:office:word" xmlns:w="http://schemas.openxmlformats.org/wordprocessingml/2006/main" xmlns:w14="http://schemas.microsoft.com/office/word/2010/wordml" xmlns:w15="http://schemas.microsoft.com/office/word/2012/wordml" xmlns:w16cex="http://schemas.microsoft.com/office/word/2018/wordml/cex" xmlns:w16cid="http://schemas.microsoft.com/office/word/2016/wordml/cid" xmlns:w16="http://schemas.microsoft.com/office/word/2018/wordml" xmlns:w16du="http://schemas.microsoft.com/office/word/2023/wordml/word16du" xmlns:w16sdtdh="http://schemas.microsoft.com/office/word/2020/wordml/sdtdatahash" xmlns:w16sdtfl="http://schemas.microsoft.com/office/word/2024/wordml/sdtformatlock" xmlns:w16se="http://schemas.microsoft.com/office/word/2015/wordml/symex" xmlns:wpg="http://schemas.microsoft.com/office/word/2010/wordprocessingGroup" xmlns:wpi="http://schemas.microsoft.com/office/word/2010/wordprocessingInk" xmlns:wne="http://schemas.microsoft.com/office/word/2006/wordml" xmlns:wps="http://schemas.microsoft.com/office/word/2010/wordprocessingShape" mc:Ignorable="w14 w15 w16se w16cid w16 w16cex w16sdtdh w16sdtfl w16du wp14">
   <w:abstractNum w:abstractNumId="0" w15:restartNumberingAfterBreak="0">
     <w:nsid w:val="00000001"/>
     <w:multiLevelType w:val="multilevel"/>
@@ -4124,7 +4288,7 @@
 </file>
 
 <file path=word/styles.xml><?xml version="1.0" encoding="utf-8"?>
-<w:styles xmlns:mc="http://schemas.openxmlformats.org/markup-compatibility/2006" xmlns:r="http://schemas.openxmlformats.org/officeDocument/2006/relationships" xmlns:w="http://schemas.openxmlformats.org/wordprocessingml/2006/main" xmlns:w14="http://schemas.microsoft.com/office/word/2010/wordml" xmlns:w15="http://schemas.microsoft.com/office/word/2012/wordml" xmlns:w16cex="http://schemas.microsoft.com/office/word/2018/wordml/cex" xmlns:w16cid="http://schemas.microsoft.com/office/word/2016/wordml/cid" xmlns:w16="http://schemas.microsoft.com/office/word/2018/wordml" xmlns:w16du="http://schemas.microsoft.com/office/word/2023/wordml/word16du" xmlns:w16sdtdh="http://schemas.microsoft.com/office/word/2020/wordml/sdtdatahash" xmlns:w16se="http://schemas.microsoft.com/office/word/2015/wordml/symex" mc:Ignorable="w14 w15 w16se w16cid w16 w16cex w16sdtdh w16du">
+<w:styles xmlns:mc="http://schemas.openxmlformats.org/markup-compatibility/2006" xmlns:r="http://schemas.openxmlformats.org/officeDocument/2006/relationships" xmlns:w="http://schemas.openxmlformats.org/wordprocessingml/2006/main" xmlns:w14="http://schemas.microsoft.com/office/word/2010/wordml" xmlns:w15="http://schemas.microsoft.com/office/word/2012/wordml" xmlns:w16cex="http://schemas.microsoft.com/office/word/2018/wordml/cex" xmlns:w16cid="http://schemas.microsoft.com/office/word/2016/wordml/cid" xmlns:w16="http://schemas.microsoft.com/office/word/2018/wordml" xmlns:w16du="http://schemas.microsoft.com/office/word/2023/wordml/word16du" xmlns:w16sdtdh="http://schemas.microsoft.com/office/word/2020/wordml/sdtdatahash" xmlns:w16sdtfl="http://schemas.microsoft.com/office/word/2024/wordml/sdtformatlock" xmlns:w16se="http://schemas.microsoft.com/office/word/2015/wordml/symex" mc:Ignorable="w14 w15 w16se w16cid w16 w16cex w16sdtdh w16sdtfl w16du">
   <w:docDefaults>
     <w:rPrDefault>
       <w:rPr>
